--- a/extra/report/No2_課題2テストケース.docx
+++ b/extra/report/No2_課題2テストケース.docx
@@ -199,6 +199,154 @@
                 <w:rFonts w:ascii="游ゴシック" w:eastAsia="游ゴシック" w:hAnsi="游ゴシック" w:hint="eastAsia"/>
                 <w:sz w:val="20"/>
               </w:rPr>
+              <w:t>前提条件</w:t>
+            </w:r>
+          </w:p>
+        </w:tc>
+        <w:tc>
+          <w:tcPr>
+            <w:tcW w:w="5355" w:type="dxa"/>
+            <w:vAlign w:val="center"/>
+          </w:tcPr>
+          <w:p>
+            <w:pPr>
+              <w:snapToGrid w:val="0"/>
+              <w:rPr>
+                <w:rFonts w:ascii="游ゴシック" w:eastAsia="游ゴシック" w:hAnsi="游ゴシック"/>
+                <w:sz w:val="20"/>
+              </w:rPr>
+            </w:pPr>
+            <w:r>
+              <w:rPr>
+                <w:rFonts w:ascii="游ゴシック" w:eastAsia="游ゴシック" w:hAnsi="游ゴシック" w:hint="eastAsia"/>
+                <w:sz w:val="20"/>
+              </w:rPr>
+              <w:t>データベースに加入者情報を追加する</w:t>
+            </w:r>
+          </w:p>
+        </w:tc>
+        <w:tc>
+          <w:tcPr>
+            <w:tcW w:w="4935" w:type="dxa"/>
+            <w:vAlign w:val="center"/>
+          </w:tcPr>
+          <w:p>
+            <w:pPr>
+              <w:snapToGrid w:val="0"/>
+              <w:rPr>
+                <w:rFonts w:ascii="游ゴシック" w:eastAsia="游ゴシック" w:hAnsi="游ゴシック" w:hint="eastAsia"/>
+                <w:sz w:val="20"/>
+              </w:rPr>
+            </w:pPr>
+            <w:r>
+              <w:rPr>
+                <w:rFonts w:ascii="游ゴシック" w:eastAsia="游ゴシック" w:hAnsi="游ゴシック" w:hint="eastAsia"/>
+                <w:sz w:val="20"/>
+              </w:rPr>
+              <w:t>加入者情報は、3ページ</w:t>
+            </w:r>
+            <w:r>
+              <w:rPr>
+                <w:rFonts w:ascii="游ゴシック" w:eastAsia="游ゴシック" w:hAnsi="游ゴシック" w:hint="eastAsia"/>
+                <w:sz w:val="20"/>
+              </w:rPr>
+              <w:t>図1</w:t>
+            </w:r>
+            <w:r>
+              <w:rPr>
+                <w:rFonts w:ascii="游ゴシック" w:eastAsia="游ゴシック" w:hAnsi="游ゴシック" w:hint="eastAsia"/>
+                <w:sz w:val="20"/>
+              </w:rPr>
+              <w:t>.</w:t>
+            </w:r>
+            <w:r>
+              <w:rPr>
+                <w:rFonts w:ascii="游ゴシック" w:eastAsia="游ゴシック" w:hAnsi="游ゴシック"/>
+                <w:sz w:val="20"/>
+              </w:rPr>
+              <w:t xml:space="preserve"> </w:t>
+            </w:r>
+            <w:r>
+              <w:rPr>
+                <w:rFonts w:ascii="游ゴシック" w:eastAsia="游ゴシック" w:hAnsi="游ゴシック" w:hint="eastAsia"/>
+                <w:sz w:val="20"/>
+              </w:rPr>
+              <w:t>データベースを参照</w:t>
+            </w:r>
+          </w:p>
+        </w:tc>
+        <w:tc>
+          <w:tcPr>
+            <w:tcW w:w="1050" w:type="dxa"/>
+            <w:vAlign w:val="center"/>
+          </w:tcPr>
+          <w:p>
+            <w:pPr>
+              <w:snapToGrid w:val="0"/>
+              <w:jc w:val="center"/>
+              <w:rPr>
+                <w:rFonts w:ascii="游ゴシック" w:eastAsia="游ゴシック" w:hAnsi="游ゴシック"/>
+                <w:sz w:val="20"/>
+              </w:rPr>
+            </w:pPr>
+          </w:p>
+        </w:tc>
+        <w:tc>
+          <w:tcPr>
+            <w:tcW w:w="945" w:type="dxa"/>
+            <w:vAlign w:val="center"/>
+          </w:tcPr>
+          <w:p>
+            <w:pPr>
+              <w:snapToGrid w:val="0"/>
+              <w:jc w:val="center"/>
+              <w:rPr>
+                <w:rFonts w:ascii="游ゴシック" w:eastAsia="游ゴシック" w:hAnsi="游ゴシック"/>
+                <w:sz w:val="20"/>
+              </w:rPr>
+            </w:pPr>
+          </w:p>
+        </w:tc>
+        <w:tc>
+          <w:tcPr>
+            <w:tcW w:w="2310" w:type="dxa"/>
+            <w:vAlign w:val="center"/>
+          </w:tcPr>
+          <w:p>
+            <w:pPr>
+              <w:snapToGrid w:val="0"/>
+              <w:rPr>
+                <w:rFonts w:ascii="游ゴシック" w:eastAsia="游ゴシック" w:hAnsi="游ゴシック"/>
+                <w:sz w:val="20"/>
+              </w:rPr>
+            </w:pPr>
+          </w:p>
+        </w:tc>
+      </w:tr>
+      <w:tr>
+        <w:trPr>
+          <w:cantSplit/>
+          <w:trHeight w:val="647"/>
+        </w:trPr>
+        <w:tc>
+          <w:tcPr>
+            <w:tcW w:w="1050" w:type="dxa"/>
+            <w:vAlign w:val="center"/>
+          </w:tcPr>
+          <w:p>
+            <w:pPr>
+              <w:snapToGrid w:val="0"/>
+              <w:jc w:val="center"/>
+              <w:rPr>
+                <w:rFonts w:ascii="游ゴシック" w:eastAsia="游ゴシック" w:hAnsi="游ゴシック" w:hint="eastAsia"/>
+                <w:sz w:val="20"/>
+              </w:rPr>
+            </w:pPr>
+            <w:r>
+              <w:rPr>
+                <w:rFonts w:ascii="游ゴシック" w:eastAsia="游ゴシック" w:hAnsi="游ゴシック" w:hint="eastAsia"/>
+                <w:sz w:val="20"/>
+              </w:rPr>
               <w:t>1</w:t>
             </w:r>
           </w:p>
@@ -212,7 +360,7 @@
             <w:pPr>
               <w:snapToGrid w:val="0"/>
               <w:rPr>
-                <w:rFonts w:ascii="游ゴシック" w:eastAsia="游ゴシック" w:hAnsi="游ゴシック"/>
+                <w:rFonts w:ascii="游ゴシック" w:eastAsia="游ゴシック" w:hAnsi="游ゴシック" w:hint="eastAsia"/>
                 <w:sz w:val="20"/>
               </w:rPr>
             </w:pPr>
@@ -234,7 +382,7 @@
             <w:pPr>
               <w:snapToGrid w:val="0"/>
               <w:rPr>
-                <w:rFonts w:ascii="游ゴシック" w:eastAsia="游ゴシック" w:hAnsi="游ゴシック"/>
+                <w:rFonts w:ascii="游ゴシック" w:eastAsia="游ゴシック" w:hAnsi="游ゴシック" w:hint="eastAsia"/>
                 <w:sz w:val="20"/>
               </w:rPr>
             </w:pPr>
@@ -257,7 +405,7 @@
               <w:snapToGrid w:val="0"/>
               <w:jc w:val="center"/>
               <w:rPr>
-                <w:rFonts w:ascii="游ゴシック" w:eastAsia="游ゴシック" w:hAnsi="游ゴシック"/>
+                <w:rFonts w:ascii="游ゴシック" w:eastAsia="游ゴシック" w:hAnsi="游ゴシック" w:hint="eastAsia"/>
                 <w:sz w:val="20"/>
               </w:rPr>
             </w:pPr>
@@ -287,7 +435,7 @@
               <w:snapToGrid w:val="0"/>
               <w:jc w:val="center"/>
               <w:rPr>
-                <w:rFonts w:ascii="游ゴシック" w:eastAsia="游ゴシック" w:hAnsi="游ゴシック"/>
+                <w:rFonts w:ascii="游ゴシック" w:eastAsia="游ゴシック" w:hAnsi="游ゴシック" w:hint="eastAsia"/>
                 <w:sz w:val="20"/>
               </w:rPr>
             </w:pPr>
@@ -391,28 +539,7 @@
                 <w:rFonts w:ascii="游ゴシック" w:eastAsia="游ゴシック" w:hAnsi="游ゴシック" w:hint="eastAsia"/>
                 <w:sz w:val="20"/>
               </w:rPr>
-              <w:t>メールアドレス記入欄の下に、氏名</w:t>
-            </w:r>
-            <w:r>
-              <w:rPr>
-                <w:rFonts w:ascii="游ゴシック" w:eastAsia="游ゴシック" w:hAnsi="游ゴシック" w:hint="eastAsia"/>
-                <w:sz w:val="20"/>
-              </w:rPr>
-              <w:t>テキストボックス</w:t>
-            </w:r>
-            <w:r>
-              <w:rPr>
-                <w:rFonts w:ascii="游ゴシック" w:eastAsia="游ゴシック" w:hAnsi="游ゴシック" w:hint="eastAsia"/>
-                <w:sz w:val="20"/>
-              </w:rPr>
-              <w:t>追加</w:t>
-            </w:r>
-            <w:r>
-              <w:rPr>
-                <w:rFonts w:ascii="游ゴシック" w:eastAsia="游ゴシック" w:hAnsi="游ゴシック" w:hint="eastAsia"/>
-                <w:sz w:val="20"/>
-              </w:rPr>
-              <w:t>されていること。</w:t>
+              <w:t>メールアドレス記入欄の下に、氏名テキストボックス追加されていること。</w:t>
             </w:r>
           </w:p>
         </w:tc>
@@ -561,7 +688,7 @@
             <w:pPr>
               <w:snapToGrid w:val="0"/>
               <w:rPr>
-                <w:rFonts w:ascii="游ゴシック" w:eastAsia="游ゴシック" w:hAnsi="游ゴシック" w:hint="eastAsia"/>
+                <w:rFonts w:ascii="游ゴシック" w:eastAsia="游ゴシック" w:hAnsi="游ゴシック"/>
                 <w:sz w:val="20"/>
               </w:rPr>
             </w:pPr>
@@ -592,21 +719,7 @@
                 <w:rFonts w:ascii="游ゴシック" w:eastAsia="游ゴシック" w:hAnsi="游ゴシック" w:hint="eastAsia"/>
                 <w:sz w:val="20"/>
               </w:rPr>
-              <w:t>加入者検索結果の画面に遷移し、</w:t>
-            </w:r>
-            <w:r>
-              <w:rPr>
-                <w:rFonts w:ascii="游ゴシック" w:eastAsia="游ゴシック" w:hAnsi="游ゴシック" w:hint="eastAsia"/>
-                <w:sz w:val="20"/>
-              </w:rPr>
-              <w:t>一覧に</w:t>
-            </w:r>
-            <w:r>
-              <w:rPr>
-                <w:rFonts w:ascii="游ゴシック" w:eastAsia="游ゴシック" w:hAnsi="游ゴシック" w:hint="eastAsia"/>
-                <w:sz w:val="20"/>
-              </w:rPr>
-              <w:t>、全加入者が抽出されていること。</w:t>
+              <w:t>加入者検索結果の画面に遷移し、一覧に、全加入者が抽出されていること。</w:t>
             </w:r>
           </w:p>
         </w:tc>
@@ -748,37 +861,23 @@
                 <w:rFonts w:ascii="游ゴシック" w:eastAsia="游ゴシック" w:hAnsi="游ゴシック" w:hint="eastAsia"/>
                 <w:sz w:val="20"/>
               </w:rPr>
-              <w:t>メールアドレス：</w:t>
-            </w:r>
-            <w:r>
-              <w:rPr>
-                <w:rFonts w:ascii="游ゴシック" w:eastAsia="游ゴシック" w:hAnsi="游ゴシック" w:hint="eastAsia"/>
-                <w:sz w:val="20"/>
-              </w:rPr>
-              <w:t>登録されているメールアドレスの一部を入力</w:t>
-            </w:r>
-          </w:p>
-          <w:p>
-            <w:pPr>
-              <w:snapToGrid w:val="0"/>
-              <w:rPr>
-                <w:rFonts w:ascii="游ゴシック" w:eastAsia="游ゴシック" w:hAnsi="游ゴシック"/>
-                <w:sz w:val="20"/>
-              </w:rPr>
-            </w:pPr>
-            <w:r>
-              <w:rPr>
-                <w:rFonts w:ascii="游ゴシック" w:eastAsia="游ゴシック" w:hAnsi="游ゴシック" w:hint="eastAsia"/>
-                <w:sz w:val="20"/>
-              </w:rPr>
-              <w:t>氏名：</w:t>
-            </w:r>
-            <w:r>
-              <w:rPr>
-                <w:rFonts w:ascii="游ゴシック" w:eastAsia="游ゴシック" w:hAnsi="游ゴシック" w:hint="eastAsia"/>
-                <w:sz w:val="20"/>
-              </w:rPr>
-              <w:t>未入力</w:t>
+              <w:t>メールアドレス：登録されているメールアドレスの一部を入力</w:t>
+            </w:r>
+          </w:p>
+          <w:p>
+            <w:pPr>
+              <w:snapToGrid w:val="0"/>
+              <w:rPr>
+                <w:rFonts w:ascii="游ゴシック" w:eastAsia="游ゴシック" w:hAnsi="游ゴシック"/>
+                <w:sz w:val="20"/>
+              </w:rPr>
+            </w:pPr>
+            <w:r>
+              <w:rPr>
+                <w:rFonts w:ascii="游ゴシック" w:eastAsia="游ゴシック" w:hAnsi="游ゴシック" w:hint="eastAsia"/>
+                <w:sz w:val="20"/>
+              </w:rPr>
+              <w:t>氏名：未入力</w:t>
             </w:r>
           </w:p>
         </w:tc>
@@ -800,28 +899,7 @@
                 <w:rFonts w:ascii="游ゴシック" w:eastAsia="游ゴシック" w:hAnsi="游ゴシック" w:hint="eastAsia"/>
                 <w:sz w:val="20"/>
               </w:rPr>
-              <w:t>加入者検索結果の画面に遷移し</w:t>
-            </w:r>
-            <w:r>
-              <w:rPr>
-                <w:rFonts w:ascii="游ゴシック" w:eastAsia="游ゴシック" w:hAnsi="游ゴシック" w:hint="eastAsia"/>
-                <w:sz w:val="20"/>
-              </w:rPr>
-              <w:t>、</w:t>
-            </w:r>
-            <w:r>
-              <w:rPr>
-                <w:rFonts w:ascii="游ゴシック" w:eastAsia="游ゴシック" w:hAnsi="游ゴシック" w:hint="eastAsia"/>
-                <w:sz w:val="20"/>
-              </w:rPr>
-              <w:t>一覧に</w:t>
-            </w:r>
-            <w:r>
-              <w:rPr>
-                <w:rFonts w:ascii="游ゴシック" w:eastAsia="游ゴシック" w:hAnsi="游ゴシック" w:hint="eastAsia"/>
-                <w:sz w:val="20"/>
-              </w:rPr>
-              <w:t>、入力したメールアドレスの一部に一致する加入者が抽出されていること。</w:t>
+              <w:t>加入者検索結果の画面に遷移し、一覧に、入力したメールアドレスの一部に一致する加入者が抽出されていること。</w:t>
             </w:r>
           </w:p>
         </w:tc>
@@ -980,14 +1058,7 @@
                 <w:rFonts w:ascii="游ゴシック" w:eastAsia="游ゴシック" w:hAnsi="游ゴシック" w:hint="eastAsia"/>
                 <w:sz w:val="20"/>
               </w:rPr>
-              <w:t>氏名：</w:t>
-            </w:r>
-            <w:r>
-              <w:rPr>
-                <w:rFonts w:ascii="游ゴシック" w:eastAsia="游ゴシック" w:hAnsi="游ゴシック" w:hint="eastAsia"/>
-                <w:sz w:val="20"/>
-              </w:rPr>
-              <w:t>未入力</w:t>
+              <w:t>氏名：未入力</w:t>
             </w:r>
           </w:p>
         </w:tc>
@@ -1009,63 +1080,7 @@
                 <w:rFonts w:ascii="游ゴシック" w:eastAsia="游ゴシック" w:hAnsi="游ゴシック" w:hint="eastAsia"/>
                 <w:sz w:val="20"/>
               </w:rPr>
-              <w:t>加入者検索結果の画面に遷移し、一覧に</w:t>
-            </w:r>
-            <w:r>
-              <w:rPr>
-                <w:rFonts w:ascii="游ゴシック" w:eastAsia="游ゴシック" w:hAnsi="游ゴシック" w:hint="eastAsia"/>
-                <w:sz w:val="20"/>
-              </w:rPr>
-              <w:t>、</w:t>
-            </w:r>
-            <w:r>
-              <w:rPr>
-                <w:rFonts w:ascii="游ゴシック" w:eastAsia="游ゴシック" w:hAnsi="游ゴシック" w:hint="eastAsia"/>
-                <w:sz w:val="20"/>
-              </w:rPr>
-              <w:t>入力したメールアドレス</w:t>
-            </w:r>
-            <w:r>
-              <w:rPr>
-                <w:rFonts w:ascii="游ゴシック" w:eastAsia="游ゴシック" w:hAnsi="游ゴシック" w:hint="eastAsia"/>
-                <w:sz w:val="20"/>
-              </w:rPr>
-              <w:t>に</w:t>
-            </w:r>
-            <w:r>
-              <w:rPr>
-                <w:rFonts w:ascii="游ゴシック" w:eastAsia="游ゴシック" w:hAnsi="游ゴシック" w:hint="eastAsia"/>
-                <w:sz w:val="20"/>
-              </w:rPr>
-              <w:t>一致する</w:t>
-            </w:r>
-            <w:r>
-              <w:rPr>
-                <w:rFonts w:ascii="游ゴシック" w:eastAsia="游ゴシック" w:hAnsi="游ゴシック" w:hint="eastAsia"/>
-                <w:sz w:val="20"/>
-              </w:rPr>
-              <w:t>加入者が</w:t>
-            </w:r>
-            <w:r>
-              <w:rPr>
-                <w:rFonts w:ascii="游ゴシック" w:eastAsia="游ゴシック" w:hAnsi="游ゴシック" w:hint="eastAsia"/>
-                <w:sz w:val="20"/>
-              </w:rPr>
-              <w:t>抽出</w:t>
-            </w:r>
-            <w:r>
-              <w:rPr>
-                <w:rFonts w:ascii="游ゴシック" w:eastAsia="游ゴシック" w:hAnsi="游ゴシック" w:hint="eastAsia"/>
-                <w:sz w:val="20"/>
-              </w:rPr>
-              <w:t>されて</w:t>
-            </w:r>
-            <w:r>
-              <w:rPr>
-                <w:rFonts w:ascii="游ゴシック" w:eastAsia="游ゴシック" w:hAnsi="游ゴシック" w:hint="eastAsia"/>
-                <w:sz w:val="20"/>
-              </w:rPr>
-              <w:t>いること。</w:t>
+              <w:t>加入者検索結果の画面に遷移し、一覧に、入力したメールアドレスに一致する加入者が抽出されていること。</w:t>
             </w:r>
           </w:p>
         </w:tc>
@@ -1160,7 +1175,7 @@
               <w:snapToGrid w:val="0"/>
               <w:jc w:val="center"/>
               <w:rPr>
-                <w:rFonts w:ascii="游ゴシック" w:eastAsia="游ゴシック" w:hAnsi="游ゴシック" w:hint="eastAsia"/>
+                <w:rFonts w:ascii="游ゴシック" w:eastAsia="游ゴシック" w:hAnsi="游ゴシック"/>
                 <w:sz w:val="20"/>
               </w:rPr>
             </w:pPr>
@@ -1207,28 +1222,14 @@
                 <w:rFonts w:ascii="游ゴシック" w:eastAsia="游ゴシック" w:hAnsi="游ゴシック" w:hint="eastAsia"/>
                 <w:sz w:val="20"/>
               </w:rPr>
-              <w:t>メールアドレス：登録されてい</w:t>
-            </w:r>
-            <w:r>
-              <w:rPr>
-                <w:rFonts w:ascii="游ゴシック" w:eastAsia="游ゴシック" w:hAnsi="游ゴシック" w:hint="eastAsia"/>
-                <w:sz w:val="20"/>
-              </w:rPr>
-              <w:t>ない</w:t>
-            </w:r>
-            <w:r>
-              <w:rPr>
-                <w:rFonts w:ascii="游ゴシック" w:eastAsia="游ゴシック" w:hAnsi="游ゴシック" w:hint="eastAsia"/>
-                <w:sz w:val="20"/>
-              </w:rPr>
-              <w:t>メールアドレスを入力</w:t>
-            </w:r>
-          </w:p>
-          <w:p>
-            <w:pPr>
-              <w:snapToGrid w:val="0"/>
-              <w:rPr>
-                <w:rFonts w:ascii="游ゴシック" w:eastAsia="游ゴシック" w:hAnsi="游ゴシック" w:hint="eastAsia"/>
+              <w:t>メールアドレス：登録されていないメールアドレスを入力</w:t>
+            </w:r>
+          </w:p>
+          <w:p>
+            <w:pPr>
+              <w:snapToGrid w:val="0"/>
+              <w:rPr>
+                <w:rFonts w:ascii="游ゴシック" w:eastAsia="游ゴシック" w:hAnsi="游ゴシック"/>
                 <w:sz w:val="20"/>
               </w:rPr>
             </w:pPr>
@@ -1250,7 +1251,7 @@
             <w:pPr>
               <w:snapToGrid w:val="0"/>
               <w:rPr>
-                <w:rFonts w:ascii="游ゴシック" w:eastAsia="游ゴシック" w:hAnsi="游ゴシック" w:hint="eastAsia"/>
+                <w:rFonts w:ascii="游ゴシック" w:eastAsia="游ゴシック" w:hAnsi="游ゴシック"/>
                 <w:sz w:val="20"/>
               </w:rPr>
             </w:pPr>
@@ -1401,37 +1402,23 @@
                 <w:rFonts w:ascii="游ゴシック" w:eastAsia="游ゴシック" w:hAnsi="游ゴシック" w:hint="eastAsia"/>
                 <w:sz w:val="20"/>
               </w:rPr>
-              <w:t>メールアドレス：</w:t>
-            </w:r>
-            <w:r>
-              <w:rPr>
-                <w:rFonts w:ascii="游ゴシック" w:eastAsia="游ゴシック" w:hAnsi="游ゴシック" w:hint="eastAsia"/>
-                <w:sz w:val="20"/>
-              </w:rPr>
-              <w:t>未入力</w:t>
-            </w:r>
-          </w:p>
-          <w:p>
-            <w:pPr>
-              <w:snapToGrid w:val="0"/>
-              <w:rPr>
-                <w:rFonts w:ascii="游ゴシック" w:eastAsia="游ゴシック" w:hAnsi="游ゴシック"/>
-                <w:sz w:val="20"/>
-              </w:rPr>
-            </w:pPr>
-            <w:r>
-              <w:rPr>
-                <w:rFonts w:ascii="游ゴシック" w:eastAsia="游ゴシック" w:hAnsi="游ゴシック" w:hint="eastAsia"/>
-                <w:sz w:val="20"/>
-              </w:rPr>
-              <w:t>氏名：</w:t>
-            </w:r>
-            <w:r>
-              <w:rPr>
-                <w:rFonts w:ascii="游ゴシック" w:eastAsia="游ゴシック" w:hAnsi="游ゴシック" w:hint="eastAsia"/>
-                <w:sz w:val="20"/>
-              </w:rPr>
-              <w:t>登録されている氏名の一部を入力</w:t>
+              <w:t>メールアドレス：未入力</w:t>
+            </w:r>
+          </w:p>
+          <w:p>
+            <w:pPr>
+              <w:snapToGrid w:val="0"/>
+              <w:rPr>
+                <w:rFonts w:ascii="游ゴシック" w:eastAsia="游ゴシック" w:hAnsi="游ゴシック"/>
+                <w:sz w:val="20"/>
+              </w:rPr>
+            </w:pPr>
+            <w:r>
+              <w:rPr>
+                <w:rFonts w:ascii="游ゴシック" w:eastAsia="游ゴシック" w:hAnsi="游ゴシック" w:hint="eastAsia"/>
+                <w:sz w:val="20"/>
+              </w:rPr>
+              <w:t>氏名：登録されている氏名の一部を入力</w:t>
             </w:r>
           </w:p>
         </w:tc>
@@ -1453,63 +1440,7 @@
                 <w:rFonts w:ascii="游ゴシック" w:eastAsia="游ゴシック" w:hAnsi="游ゴシック" w:hint="eastAsia"/>
                 <w:sz w:val="20"/>
               </w:rPr>
-              <w:t>加入者検索結果の画面に遷移し、</w:t>
-            </w:r>
-            <w:r>
-              <w:rPr>
-                <w:rFonts w:ascii="游ゴシック" w:eastAsia="游ゴシック" w:hAnsi="游ゴシック" w:hint="eastAsia"/>
-                <w:sz w:val="20"/>
-              </w:rPr>
-              <w:t>一覧に、</w:t>
-            </w:r>
-            <w:r>
-              <w:rPr>
-                <w:rFonts w:ascii="游ゴシック" w:eastAsia="游ゴシック" w:hAnsi="游ゴシック" w:hint="eastAsia"/>
-                <w:sz w:val="20"/>
-              </w:rPr>
-              <w:t>入力した</w:t>
-            </w:r>
-            <w:r>
-              <w:rPr>
-                <w:rFonts w:ascii="游ゴシック" w:eastAsia="游ゴシック" w:hAnsi="游ゴシック" w:hint="eastAsia"/>
-                <w:sz w:val="20"/>
-              </w:rPr>
-              <w:t>氏名</w:t>
-            </w:r>
-            <w:r>
-              <w:rPr>
-                <w:rFonts w:ascii="游ゴシック" w:eastAsia="游ゴシック" w:hAnsi="游ゴシック" w:hint="eastAsia"/>
-                <w:sz w:val="20"/>
-              </w:rPr>
-              <w:t>の一部に一致する</w:t>
-            </w:r>
-            <w:r>
-              <w:rPr>
-                <w:rFonts w:ascii="游ゴシック" w:eastAsia="游ゴシック" w:hAnsi="游ゴシック" w:hint="eastAsia"/>
-                <w:sz w:val="20"/>
-              </w:rPr>
-              <w:t>加入者が</w:t>
-            </w:r>
-            <w:r>
-              <w:rPr>
-                <w:rFonts w:ascii="游ゴシック" w:eastAsia="游ゴシック" w:hAnsi="游ゴシック" w:hint="eastAsia"/>
-                <w:sz w:val="20"/>
-              </w:rPr>
-              <w:t>抽出</w:t>
-            </w:r>
-            <w:r>
-              <w:rPr>
-                <w:rFonts w:ascii="游ゴシック" w:eastAsia="游ゴシック" w:hAnsi="游ゴシック" w:hint="eastAsia"/>
-                <w:sz w:val="20"/>
-              </w:rPr>
-              <w:t>されて</w:t>
-            </w:r>
-            <w:r>
-              <w:rPr>
-                <w:rFonts w:ascii="游ゴシック" w:eastAsia="游ゴシック" w:hAnsi="游ゴシック" w:hint="eastAsia"/>
-                <w:sz w:val="20"/>
-              </w:rPr>
-              <w:t>いること。</w:t>
+              <w:t>加入者検索結果の画面に遷移し、一覧に、入力した氏名の一部に一致する加入者が抽出されていること。</w:t>
             </w:r>
           </w:p>
         </w:tc>
@@ -1651,37 +1582,23 @@
                 <w:rFonts w:ascii="游ゴシック" w:eastAsia="游ゴシック" w:hAnsi="游ゴシック" w:hint="eastAsia"/>
                 <w:sz w:val="20"/>
               </w:rPr>
-              <w:t>メールアドレス：</w:t>
-            </w:r>
-            <w:r>
-              <w:rPr>
-                <w:rFonts w:ascii="游ゴシック" w:eastAsia="游ゴシック" w:hAnsi="游ゴシック" w:hint="eastAsia"/>
-                <w:sz w:val="20"/>
-              </w:rPr>
-              <w:t>未入力</w:t>
-            </w:r>
-          </w:p>
-          <w:p>
-            <w:pPr>
-              <w:snapToGrid w:val="0"/>
-              <w:rPr>
-                <w:rFonts w:ascii="游ゴシック" w:eastAsia="游ゴシック" w:hAnsi="游ゴシック"/>
-                <w:sz w:val="20"/>
-              </w:rPr>
-            </w:pPr>
-            <w:r>
-              <w:rPr>
-                <w:rFonts w:ascii="游ゴシック" w:eastAsia="游ゴシック" w:hAnsi="游ゴシック" w:hint="eastAsia"/>
-                <w:sz w:val="20"/>
-              </w:rPr>
-              <w:t>氏名：</w:t>
-            </w:r>
-            <w:r>
-              <w:rPr>
-                <w:rFonts w:ascii="游ゴシック" w:eastAsia="游ゴシック" w:hAnsi="游ゴシック" w:hint="eastAsia"/>
-                <w:sz w:val="20"/>
-              </w:rPr>
-              <w:t>登録されている氏名を入力</w:t>
+              <w:t>メールアドレス：未入力</w:t>
+            </w:r>
+          </w:p>
+          <w:p>
+            <w:pPr>
+              <w:snapToGrid w:val="0"/>
+              <w:rPr>
+                <w:rFonts w:ascii="游ゴシック" w:eastAsia="游ゴシック" w:hAnsi="游ゴシック"/>
+                <w:sz w:val="20"/>
+              </w:rPr>
+            </w:pPr>
+            <w:r>
+              <w:rPr>
+                <w:rFonts w:ascii="游ゴシック" w:eastAsia="游ゴシック" w:hAnsi="游ゴシック" w:hint="eastAsia"/>
+                <w:sz w:val="20"/>
+              </w:rPr>
+              <w:t>氏名：登録されている氏名を入力</w:t>
             </w:r>
           </w:p>
         </w:tc>
@@ -1703,63 +1620,7 @@
                 <w:rFonts w:ascii="游ゴシック" w:eastAsia="游ゴシック" w:hAnsi="游ゴシック" w:hint="eastAsia"/>
                 <w:sz w:val="20"/>
               </w:rPr>
-              <w:t>加入者検索結果の画面に遷移し、一覧に</w:t>
-            </w:r>
-            <w:r>
-              <w:rPr>
-                <w:rFonts w:ascii="游ゴシック" w:eastAsia="游ゴシック" w:hAnsi="游ゴシック" w:hint="eastAsia"/>
-                <w:sz w:val="20"/>
-              </w:rPr>
-              <w:t>、</w:t>
-            </w:r>
-            <w:r>
-              <w:rPr>
-                <w:rFonts w:ascii="游ゴシック" w:eastAsia="游ゴシック" w:hAnsi="游ゴシック" w:hint="eastAsia"/>
-                <w:sz w:val="20"/>
-              </w:rPr>
-              <w:t>入力した</w:t>
-            </w:r>
-            <w:r>
-              <w:rPr>
-                <w:rFonts w:ascii="游ゴシック" w:eastAsia="游ゴシック" w:hAnsi="游ゴシック" w:hint="eastAsia"/>
-                <w:sz w:val="20"/>
-              </w:rPr>
-              <w:t>氏名</w:t>
-            </w:r>
-            <w:r>
-              <w:rPr>
-                <w:rFonts w:ascii="游ゴシック" w:eastAsia="游ゴシック" w:hAnsi="游ゴシック" w:hint="eastAsia"/>
-                <w:sz w:val="20"/>
-              </w:rPr>
-              <w:t>に一致する</w:t>
-            </w:r>
-            <w:r>
-              <w:rPr>
-                <w:rFonts w:ascii="游ゴシック" w:eastAsia="游ゴシック" w:hAnsi="游ゴシック" w:hint="eastAsia"/>
-                <w:sz w:val="20"/>
-              </w:rPr>
-              <w:t>加入者が</w:t>
-            </w:r>
-            <w:r>
-              <w:rPr>
-                <w:rFonts w:ascii="游ゴシック" w:eastAsia="游ゴシック" w:hAnsi="游ゴシック" w:hint="eastAsia"/>
-                <w:sz w:val="20"/>
-              </w:rPr>
-              <w:t>抽出</w:t>
-            </w:r>
-            <w:r>
-              <w:rPr>
-                <w:rFonts w:ascii="游ゴシック" w:eastAsia="游ゴシック" w:hAnsi="游ゴシック" w:hint="eastAsia"/>
-                <w:sz w:val="20"/>
-              </w:rPr>
-              <w:t>されて</w:t>
-            </w:r>
-            <w:r>
-              <w:rPr>
-                <w:rFonts w:ascii="游ゴシック" w:eastAsia="游ゴシック" w:hAnsi="游ゴシック" w:hint="eastAsia"/>
-                <w:sz w:val="20"/>
-              </w:rPr>
-              <w:t>いること。</w:t>
+              <w:t>加入者検索結果の画面に遷移し、一覧に、入力した氏名に一致する加入者が抽出されていること。</w:t>
             </w:r>
           </w:p>
         </w:tc>
@@ -1854,15 +1715,16 @@
               <w:snapToGrid w:val="0"/>
               <w:jc w:val="center"/>
               <w:rPr>
-                <w:rFonts w:ascii="游ゴシック" w:eastAsia="游ゴシック" w:hAnsi="游ゴシック" w:hint="eastAsia"/>
-                <w:sz w:val="20"/>
-              </w:rPr>
-            </w:pPr>
-            <w:r>
-              <w:rPr>
-                <w:rFonts w:ascii="游ゴシック" w:eastAsia="游ゴシック" w:hAnsi="游ゴシック" w:hint="eastAsia"/>
-                <w:sz w:val="20"/>
-              </w:rPr>
+                <w:rFonts w:ascii="游ゴシック" w:eastAsia="游ゴシック" w:hAnsi="游ゴシック"/>
+                <w:sz w:val="20"/>
+              </w:rPr>
+            </w:pPr>
+            <w:r>
+              <w:rPr>
+                <w:rFonts w:ascii="游ゴシック" w:eastAsia="游ゴシック" w:hAnsi="游ゴシック" w:hint="eastAsia"/>
+                <w:sz w:val="20"/>
+              </w:rPr>
+              <w:lastRenderedPageBreak/>
               <w:t>9</w:t>
             </w:r>
           </w:p>
@@ -1908,30 +1770,16 @@
             <w:pPr>
               <w:snapToGrid w:val="0"/>
               <w:rPr>
-                <w:rFonts w:ascii="游ゴシック" w:eastAsia="游ゴシック" w:hAnsi="游ゴシック" w:hint="eastAsia"/>
-                <w:sz w:val="20"/>
-              </w:rPr>
-            </w:pPr>
-            <w:r>
-              <w:rPr>
-                <w:rFonts w:ascii="游ゴシック" w:eastAsia="游ゴシック" w:hAnsi="游ゴシック" w:hint="eastAsia"/>
-                <w:sz w:val="20"/>
-              </w:rPr>
-              <w:t>氏名：登録されて</w:t>
-            </w:r>
-            <w:r>
-              <w:rPr>
-                <w:rFonts w:ascii="游ゴシック" w:eastAsia="游ゴシック" w:hAnsi="游ゴシック" w:hint="eastAsia"/>
-                <w:sz w:val="20"/>
-              </w:rPr>
-              <w:t>いない</w:t>
-            </w:r>
-            <w:r>
-              <w:rPr>
-                <w:rFonts w:ascii="游ゴシック" w:eastAsia="游ゴシック" w:hAnsi="游ゴシック" w:hint="eastAsia"/>
-                <w:sz w:val="20"/>
-              </w:rPr>
-              <w:t>氏名を入力</w:t>
+                <w:rFonts w:ascii="游ゴシック" w:eastAsia="游ゴシック" w:hAnsi="游ゴシック"/>
+                <w:sz w:val="20"/>
+              </w:rPr>
+            </w:pPr>
+            <w:r>
+              <w:rPr>
+                <w:rFonts w:ascii="游ゴシック" w:eastAsia="游ゴシック" w:hAnsi="游ゴシック" w:hint="eastAsia"/>
+                <w:sz w:val="20"/>
+              </w:rPr>
+              <w:t>氏名：登録されていない氏名を入力</w:t>
             </w:r>
           </w:p>
         </w:tc>
@@ -1944,7 +1792,7 @@
             <w:pPr>
               <w:snapToGrid w:val="0"/>
               <w:rPr>
-                <w:rFonts w:ascii="游ゴシック" w:eastAsia="游ゴシック" w:hAnsi="游ゴシック" w:hint="eastAsia"/>
+                <w:rFonts w:ascii="游ゴシック" w:eastAsia="游ゴシック" w:hAnsi="游ゴシック"/>
                 <w:sz w:val="20"/>
               </w:rPr>
             </w:pPr>
@@ -2057,7 +1905,6 @@
                 <w:rFonts w:ascii="游ゴシック" w:eastAsia="游ゴシック" w:hAnsi="游ゴシック" w:hint="eastAsia"/>
                 <w:sz w:val="20"/>
               </w:rPr>
-              <w:lastRenderedPageBreak/>
               <w:t>1</w:t>
             </w:r>
             <w:r>
@@ -2087,62 +1934,39 @@
                 <w:rFonts w:ascii="游ゴシック" w:eastAsia="游ゴシック" w:hAnsi="游ゴシック" w:hint="eastAsia"/>
                 <w:sz w:val="20"/>
               </w:rPr>
-              <w:t>以下の条件で</w:t>
-            </w:r>
-            <w:bookmarkStart w:id="0" w:name="_GoBack"/>
-            <w:bookmarkEnd w:id="0"/>
-            <w:r>
-              <w:rPr>
-                <w:rFonts w:ascii="游ゴシック" w:eastAsia="游ゴシック" w:hAnsi="游ゴシック" w:hint="eastAsia"/>
-                <w:sz w:val="20"/>
-              </w:rPr>
-              <w:t>検索ボタンを押下</w:t>
-            </w:r>
-          </w:p>
-          <w:p>
-            <w:pPr>
-              <w:snapToGrid w:val="0"/>
-              <w:rPr>
-                <w:rFonts w:ascii="游ゴシック" w:eastAsia="游ゴシック" w:hAnsi="游ゴシック"/>
-                <w:sz w:val="20"/>
-              </w:rPr>
-            </w:pPr>
-            <w:r>
-              <w:rPr>
-                <w:rFonts w:ascii="游ゴシック" w:eastAsia="游ゴシック" w:hAnsi="游ゴシック" w:hint="eastAsia"/>
-                <w:sz w:val="20"/>
-              </w:rPr>
-              <w:t>メールアドレス：</w:t>
-            </w:r>
-            <w:r>
-              <w:rPr>
-                <w:rFonts w:ascii="游ゴシック" w:eastAsia="游ゴシック" w:hAnsi="游ゴシック" w:hint="eastAsia"/>
-                <w:sz w:val="20"/>
-              </w:rPr>
-              <w:t>登録されているメールアドレスの一部を入力</w:t>
-            </w:r>
-          </w:p>
-          <w:p>
-            <w:pPr>
-              <w:snapToGrid w:val="0"/>
-              <w:rPr>
-                <w:rFonts w:ascii="游ゴシック" w:eastAsia="游ゴシック" w:hAnsi="游ゴシック"/>
-                <w:sz w:val="20"/>
-              </w:rPr>
-            </w:pPr>
-            <w:r>
-              <w:rPr>
-                <w:rFonts w:ascii="游ゴシック" w:eastAsia="游ゴシック" w:hAnsi="游ゴシック" w:hint="eastAsia"/>
-                <w:sz w:val="20"/>
-              </w:rPr>
-              <w:t>氏名：</w:t>
-            </w:r>
-            <w:r>
-              <w:rPr>
-                <w:rFonts w:ascii="游ゴシック" w:eastAsia="游ゴシック" w:hAnsi="游ゴシック" w:hint="eastAsia"/>
-                <w:sz w:val="20"/>
-              </w:rPr>
-              <w:t>メールアドレスと同じ加入者の氏名の一部を入力</w:t>
+              <w:t>以下の条件で検索ボタンを押下</w:t>
+            </w:r>
+          </w:p>
+          <w:p>
+            <w:pPr>
+              <w:snapToGrid w:val="0"/>
+              <w:rPr>
+                <w:rFonts w:ascii="游ゴシック" w:eastAsia="游ゴシック" w:hAnsi="游ゴシック"/>
+                <w:sz w:val="20"/>
+              </w:rPr>
+            </w:pPr>
+            <w:r>
+              <w:rPr>
+                <w:rFonts w:ascii="游ゴシック" w:eastAsia="游ゴシック" w:hAnsi="游ゴシック" w:hint="eastAsia"/>
+                <w:sz w:val="20"/>
+              </w:rPr>
+              <w:t>メールアドレス：登録されているメールアドレスの一部を入力</w:t>
+            </w:r>
+          </w:p>
+          <w:p>
+            <w:pPr>
+              <w:snapToGrid w:val="0"/>
+              <w:rPr>
+                <w:rFonts w:ascii="游ゴシック" w:eastAsia="游ゴシック" w:hAnsi="游ゴシック"/>
+                <w:sz w:val="20"/>
+              </w:rPr>
+            </w:pPr>
+            <w:r>
+              <w:rPr>
+                <w:rFonts w:ascii="游ゴシック" w:eastAsia="游ゴシック" w:hAnsi="游ゴシック" w:hint="eastAsia"/>
+                <w:sz w:val="20"/>
+              </w:rPr>
+              <w:t>氏名：メールアドレスと同じ加入者の氏名の一部を入力</w:t>
             </w:r>
           </w:p>
         </w:tc>
@@ -2164,77 +1988,7 @@
                 <w:rFonts w:ascii="游ゴシック" w:eastAsia="游ゴシック" w:hAnsi="游ゴシック" w:hint="eastAsia"/>
                 <w:sz w:val="20"/>
               </w:rPr>
-              <w:t>加入者検索結果の画面に遷移し、一覧に</w:t>
-            </w:r>
-            <w:r>
-              <w:rPr>
-                <w:rFonts w:ascii="游ゴシック" w:eastAsia="游ゴシック" w:hAnsi="游ゴシック" w:hint="eastAsia"/>
-                <w:sz w:val="20"/>
-              </w:rPr>
-              <w:t>、</w:t>
-            </w:r>
-            <w:r>
-              <w:rPr>
-                <w:rFonts w:ascii="游ゴシック" w:eastAsia="游ゴシック" w:hAnsi="游ゴシック" w:hint="eastAsia"/>
-                <w:sz w:val="20"/>
-              </w:rPr>
-              <w:t>入力した</w:t>
-            </w:r>
-            <w:r>
-              <w:rPr>
-                <w:rFonts w:ascii="游ゴシック" w:eastAsia="游ゴシック" w:hAnsi="游ゴシック" w:hint="eastAsia"/>
-                <w:sz w:val="20"/>
-              </w:rPr>
-              <w:t>メールアドレスと</w:t>
-            </w:r>
-            <w:r>
-              <w:rPr>
-                <w:rFonts w:ascii="游ゴシック" w:eastAsia="游ゴシック" w:hAnsi="游ゴシック" w:hint="eastAsia"/>
-                <w:sz w:val="20"/>
-              </w:rPr>
-              <w:t>氏名</w:t>
-            </w:r>
-            <w:r>
-              <w:rPr>
-                <w:rFonts w:ascii="游ゴシック" w:eastAsia="游ゴシック" w:hAnsi="游ゴシック" w:hint="eastAsia"/>
-                <w:sz w:val="20"/>
-              </w:rPr>
-              <w:t>の一部に</w:t>
-            </w:r>
-            <w:r>
-              <w:rPr>
-                <w:rFonts w:ascii="游ゴシック" w:eastAsia="游ゴシック" w:hAnsi="游ゴシック" w:hint="eastAsia"/>
-                <w:sz w:val="20"/>
-              </w:rPr>
-              <w:t>一致する</w:t>
-            </w:r>
-            <w:r>
-              <w:rPr>
-                <w:rFonts w:ascii="游ゴシック" w:eastAsia="游ゴシック" w:hAnsi="游ゴシック" w:hint="eastAsia"/>
-                <w:sz w:val="20"/>
-              </w:rPr>
-              <w:t>加入者が</w:t>
-            </w:r>
-            <w:r>
-              <w:rPr>
-                <w:rFonts w:ascii="游ゴシック" w:eastAsia="游ゴシック" w:hAnsi="游ゴシック" w:hint="eastAsia"/>
-                <w:sz w:val="20"/>
-              </w:rPr>
-              <w:t>抽出</w:t>
-            </w:r>
-            <w:r>
-              <w:rPr>
-                <w:rFonts w:ascii="游ゴシック" w:eastAsia="游ゴシック" w:hAnsi="游ゴシック" w:hint="eastAsia"/>
-                <w:sz w:val="20"/>
-              </w:rPr>
-              <w:t>され</w:t>
-            </w:r>
-            <w:r>
-              <w:rPr>
-                <w:rFonts w:ascii="游ゴシック" w:eastAsia="游ゴシック" w:hAnsi="游ゴシック" w:hint="eastAsia"/>
-                <w:sz w:val="20"/>
-              </w:rPr>
-              <w:t>ていること。</w:t>
+              <w:t>加入者検索結果の画面に遷移し、一覧に、入力したメールアドレスと氏名の一部に一致する加入者が抽出されていること。</w:t>
             </w:r>
           </w:p>
         </w:tc>
@@ -2382,37 +2136,23 @@
                 <w:rFonts w:ascii="游ゴシック" w:eastAsia="游ゴシック" w:hAnsi="游ゴシック" w:hint="eastAsia"/>
                 <w:sz w:val="20"/>
               </w:rPr>
-              <w:t>メールアドレス：</w:t>
-            </w:r>
-            <w:r>
-              <w:rPr>
-                <w:rFonts w:ascii="游ゴシック" w:eastAsia="游ゴシック" w:hAnsi="游ゴシック" w:hint="eastAsia"/>
-                <w:sz w:val="20"/>
-              </w:rPr>
-              <w:t>登録されているメールアドレスの一部を入力</w:t>
-            </w:r>
-          </w:p>
-          <w:p>
-            <w:pPr>
-              <w:snapToGrid w:val="0"/>
-              <w:rPr>
-                <w:rFonts w:ascii="游ゴシック" w:eastAsia="游ゴシック" w:hAnsi="游ゴシック" w:hint="eastAsia"/>
-                <w:sz w:val="20"/>
-              </w:rPr>
-            </w:pPr>
-            <w:r>
-              <w:rPr>
-                <w:rFonts w:ascii="游ゴシック" w:eastAsia="游ゴシック" w:hAnsi="游ゴシック" w:hint="eastAsia"/>
-                <w:sz w:val="20"/>
-              </w:rPr>
-              <w:t>氏名</w:t>
-            </w:r>
-            <w:r>
-              <w:rPr>
-                <w:rFonts w:ascii="游ゴシック" w:eastAsia="游ゴシック" w:hAnsi="游ゴシック" w:hint="eastAsia"/>
-                <w:sz w:val="20"/>
-              </w:rPr>
-              <w:t>：メールアドレスと別の加入者の氏名の一部を入力</w:t>
+              <w:t>メールアドレス：登録されているメールアドレスの一部を入力</w:t>
+            </w:r>
+          </w:p>
+          <w:p>
+            <w:pPr>
+              <w:snapToGrid w:val="0"/>
+              <w:rPr>
+                <w:rFonts w:ascii="游ゴシック" w:eastAsia="游ゴシック" w:hAnsi="游ゴシック"/>
+                <w:sz w:val="20"/>
+              </w:rPr>
+            </w:pPr>
+            <w:r>
+              <w:rPr>
+                <w:rFonts w:ascii="游ゴシック" w:eastAsia="游ゴシック" w:hAnsi="游ゴシック" w:hint="eastAsia"/>
+                <w:sz w:val="20"/>
+              </w:rPr>
+              <w:t>氏名：メールアドレスと別の加入者の氏名の一部を入力</w:t>
             </w:r>
           </w:p>
         </w:tc>
@@ -2434,14 +2174,7 @@
                 <w:rFonts w:ascii="游ゴシック" w:eastAsia="游ゴシック" w:hAnsi="游ゴシック" w:hint="eastAsia"/>
                 <w:sz w:val="20"/>
               </w:rPr>
-              <w:t>加入者検索結果の画面に遷移し</w:t>
-            </w:r>
-            <w:r>
-              <w:rPr>
-                <w:rFonts w:ascii="游ゴシック" w:eastAsia="游ゴシック" w:hAnsi="游ゴシック" w:hint="eastAsia"/>
-                <w:sz w:val="20"/>
-              </w:rPr>
-              <w:t>、何も表示されないこと。</w:t>
+              <w:t>加入者検索結果の画面に遷移し、何も表示されないこと。</w:t>
             </w:r>
           </w:p>
         </w:tc>
@@ -2605,14 +2338,7 @@
                 <w:rFonts w:ascii="游ゴシック" w:eastAsia="游ゴシック" w:hAnsi="游ゴシック" w:hint="eastAsia"/>
                 <w:sz w:val="20"/>
               </w:rPr>
-              <w:t>氏名：</w:t>
-            </w:r>
-            <w:r>
-              <w:rPr>
-                <w:rFonts w:ascii="游ゴシック" w:eastAsia="游ゴシック" w:hAnsi="游ゴシック" w:hint="eastAsia"/>
-                <w:sz w:val="20"/>
-              </w:rPr>
-              <w:t>登録されていない氏名を入力</w:t>
+              <w:t>氏名：登録されていない氏名を入力</w:t>
             </w:r>
           </w:p>
         </w:tc>
@@ -2723,9 +2449,92 @@
         <w:jc w:val="left"/>
       </w:pPr>
     </w:p>
+    <w:p>
+      <w:pPr>
+        <w:adjustRightInd w:val="0"/>
+        <w:snapToGrid w:val="0"/>
+        <w:spacing w:line="20" w:lineRule="atLeast"/>
+        <w:jc w:val="left"/>
+      </w:pPr>
+      <w:bookmarkStart w:id="0" w:name="_GoBack"/>
+      <w:r>
+        <w:br w:type="page"/>
+      </w:r>
+      <w:bookmarkEnd w:id="0"/>
+    </w:p>
+    <w:p>
+      <w:pPr>
+        <w:adjustRightInd w:val="0"/>
+        <w:snapToGrid w:val="0"/>
+        <w:spacing w:line="20" w:lineRule="atLeast"/>
+        <w:jc w:val="left"/>
+      </w:pPr>
+    </w:p>
+    <w:p>
+      <w:pPr>
+        <w:adjustRightInd w:val="0"/>
+        <w:snapToGrid w:val="0"/>
+        <w:spacing w:line="20" w:lineRule="atLeast"/>
+        <w:jc w:val="left"/>
+      </w:pPr>
+    </w:p>
+    <w:p>
+      <w:pPr>
+        <w:adjustRightInd w:val="0"/>
+        <w:snapToGrid w:val="0"/>
+        <w:spacing w:line="20" w:lineRule="atLeast"/>
+        <w:jc w:val="left"/>
+      </w:pPr>
+      <w:r>
+        <w:rPr>
+          <w:rFonts w:hint="eastAsia"/>
+        </w:rPr>
+        <w:t>図１．データベース</w:t>
+      </w:r>
+    </w:p>
+    <w:p>
+      <w:pPr>
+        <w:adjustRightInd w:val="0"/>
+        <w:snapToGrid w:val="0"/>
+        <w:spacing w:line="20" w:lineRule="atLeast"/>
+        <w:jc w:val="left"/>
+        <w:rPr>
+          <w:rFonts w:hint="eastAsia"/>
+        </w:rPr>
+      </w:pPr>
+      <w:r>
+        <w:rPr>
+          <w:noProof/>
+        </w:rPr>
+        <w:pict w14:anchorId="0085CF42">
+          <v:shapetype id="_x0000_t75" coordsize="21600,21600" o:spt="75" o:preferrelative="t" path="m@4@5l@4@11@9@11@9@5xe" filled="f" stroked="f">
+            <v:stroke joinstyle="miter"/>
+            <v:formulas>
+              <v:f eqn="if lineDrawn pixelLineWidth 0"/>
+              <v:f eqn="sum @0 1 0"/>
+              <v:f eqn="sum 0 0 @1"/>
+              <v:f eqn="prod @2 1 2"/>
+              <v:f eqn="prod @3 21600 pixelWidth"/>
+              <v:f eqn="prod @3 21600 pixelHeight"/>
+              <v:f eqn="sum @0 0 1"/>
+              <v:f eqn="prod @6 1 2"/>
+              <v:f eqn="prod @7 21600 pixelWidth"/>
+              <v:f eqn="sum @8 21600 0"/>
+              <v:f eqn="prod @7 21600 pixelHeight"/>
+              <v:f eqn="sum @10 21600 0"/>
+            </v:formulas>
+            <v:path o:extrusionok="f" gradientshapeok="t" o:connecttype="rect"/>
+            <o:lock v:ext="edit" aspectratio="t"/>
+          </v:shapetype>
+          <v:shape id="図 1" o:spid="_x0000_i1031" type="#_x0000_t75" style="width:785.25pt;height:324pt;visibility:visible;mso-wrap-style:square">
+            <v:imagedata r:id="rId11" o:title=""/>
+          </v:shape>
+        </w:pict>
+      </w:r>
+    </w:p>
     <w:sectPr>
-      <w:headerReference w:type="default" r:id="rId11"/>
-      <w:footerReference w:type="even" r:id="rId12"/>
+      <w:headerReference w:type="default" r:id="rId12"/>
+      <w:footerReference w:type="even" r:id="rId13"/>
       <w:type w:val="continuous"/>
       <w:pgSz w:w="16838" w:h="11906" w:orient="landscape" w:code="9"/>
       <w:pgMar w:top="1134" w:right="567" w:bottom="397" w:left="567" w:header="510" w:footer="397" w:gutter="794"/>
@@ -2947,6 +2756,13 @@
               <w:sz w:val="20"/>
             </w:rPr>
           </w:pPr>
+          <w:r>
+            <w:rPr>
+              <w:rFonts w:ascii="游ゴシック" w:eastAsia="游ゴシック" w:hAnsi="游ゴシック" w:cs="Arial Unicode MS" w:hint="eastAsia"/>
+              <w:sz w:val="20"/>
+            </w:rPr>
+            <w:t>研修</w:t>
+          </w:r>
         </w:p>
       </w:tc>
       <w:tc>
@@ -3007,17 +2823,10 @@
           </w:r>
           <w:r>
             <w:rPr>
-              <w:rFonts w:ascii="游ゴシック" w:eastAsia="游ゴシック" w:hAnsi="游ゴシック" w:cs="Arial Unicode MS" w:hint="eastAsia"/>
-              <w:sz w:val="20"/>
-            </w:rPr>
-            <w:t>x</w:t>
-          </w:r>
-          <w:r>
-            <w:rPr>
               <w:rFonts w:ascii="游ゴシック" w:eastAsia="游ゴシック" w:hAnsi="游ゴシック" w:cs="Arial Unicode MS"/>
               <w:sz w:val="20"/>
             </w:rPr>
-            <w:t>x</w:t>
+            <w:t>25</w:t>
           </w:r>
           <w:r>
             <w:rPr>
@@ -3031,7 +2840,7 @@
               <w:rFonts w:ascii="游ゴシック" w:eastAsia="游ゴシック" w:hAnsi="游ゴシック" w:cs="Arial Unicode MS"/>
               <w:sz w:val="20"/>
             </w:rPr>
-            <w:t>xx</w:t>
+            <w:t>08</w:t>
           </w:r>
           <w:r>
             <w:rPr>
@@ -3042,10 +2851,17 @@
           </w:r>
           <w:r>
             <w:rPr>
+              <w:rFonts w:ascii="游ゴシック" w:eastAsia="游ゴシック" w:hAnsi="游ゴシック" w:cs="Arial Unicode MS" w:hint="eastAsia"/>
+              <w:sz w:val="20"/>
+            </w:rPr>
+            <w:t>1</w:t>
+          </w:r>
+          <w:r>
+            <w:rPr>
               <w:rFonts w:ascii="游ゴシック" w:eastAsia="游ゴシック" w:hAnsi="游ゴシック" w:cs="Arial Unicode MS"/>
               <w:sz w:val="20"/>
             </w:rPr>
-            <w:t>xx</w:t>
+            <w:t>4</w:t>
           </w:r>
         </w:p>
       </w:tc>
@@ -3120,6 +2936,13 @@
               <w:sz w:val="20"/>
             </w:rPr>
           </w:pPr>
+          <w:r>
+            <w:rPr>
+              <w:rFonts w:ascii="游ゴシック" w:eastAsia="游ゴシック" w:hAnsi="游ゴシック" w:cs="Arial Unicode MS" w:hint="eastAsia"/>
+              <w:sz w:val="20"/>
+            </w:rPr>
+            <w:t>加入者検索で名前の一部で検索できるようにする</w:t>
+          </w:r>
         </w:p>
       </w:tc>
       <w:tc>
@@ -3167,10 +2990,17 @@
           <w:pPr>
             <w:jc w:val="center"/>
             <w:rPr>
-              <w:rFonts w:ascii="游ゴシック" w:eastAsia="游ゴシック" w:hAnsi="游ゴシック" w:cs="Arial Unicode MS"/>
+              <w:rFonts w:ascii="游ゴシック" w:eastAsia="游ゴシック" w:hAnsi="游ゴシック" w:cs="Arial Unicode MS" w:hint="eastAsia"/>
               <w:sz w:val="20"/>
             </w:rPr>
           </w:pPr>
+          <w:r>
+            <w:rPr>
+              <w:rFonts w:ascii="游ゴシック" w:eastAsia="游ゴシック" w:hAnsi="游ゴシック" w:cs="Arial Unicode MS" w:hint="eastAsia"/>
+              <w:sz w:val="20"/>
+            </w:rPr>
+            <w:t>山口涼花</w:t>
+          </w:r>
         </w:p>
       </w:tc>
     </w:tr>
@@ -4374,6 +4204,21 @@
 </file>
 
 <file path=customXml/item1.xml><?xml version="1.0" encoding="utf-8"?>
+<p:properties xmlns:p="http://schemas.microsoft.com/office/2006/metadata/properties" xmlns:xsi="http://www.w3.org/2001/XMLSchema-instance" xmlns:pc="http://schemas.microsoft.com/office/infopath/2007/PartnerControls">
+  <documentManagement/>
+</p:properties>
+</file>
+
+<file path=customXml/item2.xml><?xml version="1.0" encoding="utf-8"?>
+<?mso-contentType ?>
+<FormTemplates xmlns="http://schemas.microsoft.com/sharepoint/v3/contenttype/forms">
+  <Display>DocumentLibraryForm</Display>
+  <Edit>DocumentLibraryForm</Edit>
+  <New>DocumentLibraryForm</New>
+</FormTemplates>
+</file>
+
+<file path=customXml/item3.xml><?xml version="1.0" encoding="utf-8"?>
 <ct:contentTypeSchema xmlns:ct="http://schemas.microsoft.com/office/2006/metadata/contentType" xmlns:ma="http://schemas.microsoft.com/office/2006/metadata/properties/metaAttributes" ct:_="" ma:_="" ma:contentTypeName="ドキュメント" ma:contentTypeID="0x010100C424317A42AA8449A97AAE94730ED181" ma:contentTypeVersion="6" ma:contentTypeDescription="新しいドキュメントを作成します。" ma:contentTypeScope="" ma:versionID="9df5c7ff725c9e365f8a8503f6029c6b">
   <xsd:schema xmlns:xsd="http://www.w3.org/2001/XMLSchema" xmlns:xs="http://www.w3.org/2001/XMLSchema" xmlns:p="http://schemas.microsoft.com/office/2006/metadata/properties" xmlns:ns2="dab87824-9c6b-4a08-9c96-9c9ea904f12c" targetNamespace="http://schemas.microsoft.com/office/2006/metadata/properties" ma:root="true" ma:fieldsID="98e3d8fd3bbedc5b58bd9df00d6be37e" ns2:_="">
     <xsd:import namespace="dab87824-9c6b-4a08-9c96-9c9ea904f12c"/>
@@ -4531,26 +4376,28 @@
 </ct:contentTypeSchema>
 </file>
 
-<file path=customXml/item2.xml><?xml version="1.0" encoding="utf-8"?>
-<?mso-contentType ?>
-<FormTemplates xmlns="http://schemas.microsoft.com/sharepoint/v3/contenttype/forms">
-  <Display>DocumentLibraryForm</Display>
-  <Edit>DocumentLibraryForm</Edit>
-  <New>DocumentLibraryForm</New>
-</FormTemplates>
-</file>
-
-<file path=customXml/item3.xml><?xml version="1.0" encoding="utf-8"?>
-<p:properties xmlns:p="http://schemas.microsoft.com/office/2006/metadata/properties" xmlns:xsi="http://www.w3.org/2001/XMLSchema-instance" xmlns:pc="http://schemas.microsoft.com/office/infopath/2007/PartnerControls">
-  <documentManagement/>
-</p:properties>
-</file>
-
 <file path=customXml/item4.xml><?xml version="1.0" encoding="utf-8"?>
 <b:Sources xmlns:b="http://schemas.openxmlformats.org/officeDocument/2006/bibliography" xmlns="http://schemas.openxmlformats.org/officeDocument/2006/bibliography" SelectedStyle="\APASixthEditionOfficeOnline.xsl" StyleName="APA" Version="6"/>
 </file>
 
 <file path=customXml/itemProps1.xml><?xml version="1.0" encoding="utf-8"?>
+<ds:datastoreItem xmlns:ds="http://schemas.openxmlformats.org/officeDocument/2006/customXml" ds:itemID="{659CE7E0-3E2F-4787-B142-08E029C04E10}">
+  <ds:schemaRefs>
+    <ds:schemaRef ds:uri="http://schemas.microsoft.com/office/2006/metadata/properties"/>
+    <ds:schemaRef ds:uri="http://schemas.microsoft.com/office/infopath/2007/PartnerControls"/>
+  </ds:schemaRefs>
+</ds:datastoreItem>
+</file>
+
+<file path=customXml/itemProps2.xml><?xml version="1.0" encoding="utf-8"?>
+<ds:datastoreItem xmlns:ds="http://schemas.openxmlformats.org/officeDocument/2006/customXml" ds:itemID="{F4DA52B9-D4DF-4BEC-A5A3-5484E5EB747B}">
+  <ds:schemaRefs>
+    <ds:schemaRef ds:uri="http://schemas.microsoft.com/sharepoint/v3/contenttype/forms"/>
+  </ds:schemaRefs>
+</ds:datastoreItem>
+</file>
+
+<file path=customXml/itemProps3.xml><?xml version="1.0" encoding="utf-8"?>
 <ds:datastoreItem xmlns:ds="http://schemas.openxmlformats.org/officeDocument/2006/customXml" ds:itemID="{76261B67-5531-4ED1-B087-165B04D1226E}">
   <ds:schemaRefs>
     <ds:schemaRef ds:uri="http://schemas.microsoft.com/office/2006/metadata/contentType"/>
@@ -4568,25 +4415,8 @@
 </ds:datastoreItem>
 </file>
 
-<file path=customXml/itemProps2.xml><?xml version="1.0" encoding="utf-8"?>
-<ds:datastoreItem xmlns:ds="http://schemas.openxmlformats.org/officeDocument/2006/customXml" ds:itemID="{F4DA52B9-D4DF-4BEC-A5A3-5484E5EB747B}">
-  <ds:schemaRefs>
-    <ds:schemaRef ds:uri="http://schemas.microsoft.com/sharepoint/v3/contenttype/forms"/>
-  </ds:schemaRefs>
-</ds:datastoreItem>
-</file>
-
-<file path=customXml/itemProps3.xml><?xml version="1.0" encoding="utf-8"?>
-<ds:datastoreItem xmlns:ds="http://schemas.openxmlformats.org/officeDocument/2006/customXml" ds:itemID="{659CE7E0-3E2F-4787-B142-08E029C04E10}">
-  <ds:schemaRefs>
-    <ds:schemaRef ds:uri="http://schemas.microsoft.com/office/2006/metadata/properties"/>
-    <ds:schemaRef ds:uri="http://schemas.microsoft.com/office/infopath/2007/PartnerControls"/>
-  </ds:schemaRefs>
-</ds:datastoreItem>
-</file>
-
 <file path=customXml/itemProps4.xml><?xml version="1.0" encoding="utf-8"?>
-<ds:datastoreItem xmlns:ds="http://schemas.openxmlformats.org/officeDocument/2006/customXml" ds:itemID="{FD4D2741-0D27-46CB-9DAB-B12BDB1F9B9C}">
+<ds:datastoreItem xmlns:ds="http://schemas.openxmlformats.org/officeDocument/2006/customXml" ds:itemID="{07B13577-BBA1-4317-8144-94ED4C4AA191}">
   <ds:schemaRefs>
     <ds:schemaRef ds:uri="http://schemas.openxmlformats.org/officeDocument/2006/bibliography"/>
   </ds:schemaRefs>

--- a/extra/report/No2_課題2テストケース.docx
+++ b/extra/report/No2_課題2テストケース.docx
@@ -70,6 +70,8 @@
                 <w:sz w:val="20"/>
               </w:rPr>
             </w:pPr>
+            <w:bookmarkStart w:id="0" w:name="_GoBack"/>
+            <w:bookmarkEnd w:id="0"/>
             <w:r>
               <w:rPr>
                 <w:rFonts w:ascii="游ゴシック" w:eastAsia="游ゴシック" w:hAnsi="游ゴシック" w:hint="eastAsia"/>
@@ -243,35 +245,14 @@
                 <w:rFonts w:ascii="游ゴシック" w:eastAsia="游ゴシック" w:hAnsi="游ゴシック" w:hint="eastAsia"/>
                 <w:sz w:val="20"/>
               </w:rPr>
-              <w:t>加入者情報は、3ページ</w:t>
-            </w:r>
-            <w:r>
-              <w:rPr>
-                <w:rFonts w:ascii="游ゴシック" w:eastAsia="游ゴシック" w:hAnsi="游ゴシック" w:hint="eastAsia"/>
-                <w:sz w:val="20"/>
-              </w:rPr>
-              <w:t>図1</w:t>
-            </w:r>
-            <w:r>
-              <w:rPr>
-                <w:rFonts w:ascii="游ゴシック" w:eastAsia="游ゴシック" w:hAnsi="游ゴシック" w:hint="eastAsia"/>
-                <w:sz w:val="20"/>
-              </w:rPr>
-              <w:t>.</w:t>
-            </w:r>
-            <w:r>
-              <w:rPr>
-                <w:rFonts w:ascii="游ゴシック" w:eastAsia="游ゴシック" w:hAnsi="游ゴシック"/>
-                <w:sz w:val="20"/>
-              </w:rPr>
-              <w:t xml:space="preserve"> </w:t>
-            </w:r>
-            <w:r>
-              <w:rPr>
-                <w:rFonts w:ascii="游ゴシック" w:eastAsia="游ゴシック" w:hAnsi="游ゴシック" w:hint="eastAsia"/>
-                <w:sz w:val="20"/>
-              </w:rPr>
-              <w:t>データベースを参照</w:t>
+              <w:t>データベースの情報は、テスト結果の</w:t>
+            </w:r>
+            <w:r>
+              <w:rPr>
+                <w:rFonts w:ascii="游ゴシック" w:eastAsia="游ゴシック" w:hAnsi="游ゴシック" w:hint="eastAsia"/>
+                <w:sz w:val="20"/>
+              </w:rPr>
+              <w:t>前提条件シートを参照</w:t>
             </w:r>
           </w:p>
         </w:tc>
@@ -2447,50 +2428,10 @@
         <w:snapToGrid w:val="0"/>
         <w:spacing w:line="20" w:lineRule="atLeast"/>
         <w:jc w:val="left"/>
-      </w:pPr>
-    </w:p>
-    <w:p>
-      <w:pPr>
-        <w:adjustRightInd w:val="0"/>
-        <w:snapToGrid w:val="0"/>
-        <w:spacing w:line="20" w:lineRule="atLeast"/>
-        <w:jc w:val="left"/>
-      </w:pPr>
-      <w:bookmarkStart w:id="0" w:name="_GoBack"/>
-      <w:r>
-        <w:br w:type="page"/>
-      </w:r>
-      <w:bookmarkEnd w:id="0"/>
-    </w:p>
-    <w:p>
-      <w:pPr>
-        <w:adjustRightInd w:val="0"/>
-        <w:snapToGrid w:val="0"/>
-        <w:spacing w:line="20" w:lineRule="atLeast"/>
-        <w:jc w:val="left"/>
-      </w:pPr>
-    </w:p>
-    <w:p>
-      <w:pPr>
-        <w:adjustRightInd w:val="0"/>
-        <w:snapToGrid w:val="0"/>
-        <w:spacing w:line="20" w:lineRule="atLeast"/>
-        <w:jc w:val="left"/>
-      </w:pPr>
-    </w:p>
-    <w:p>
-      <w:pPr>
-        <w:adjustRightInd w:val="0"/>
-        <w:snapToGrid w:val="0"/>
-        <w:spacing w:line="20" w:lineRule="atLeast"/>
-        <w:jc w:val="left"/>
-      </w:pPr>
-      <w:r>
         <w:rPr>
           <w:rFonts w:hint="eastAsia"/>
         </w:rPr>
-        <w:t>図１．データベース</w:t>
-      </w:r>
+      </w:pPr>
     </w:p>
     <w:p>
       <w:pPr>
@@ -2502,39 +2443,10 @@
           <w:rFonts w:hint="eastAsia"/>
         </w:rPr>
       </w:pPr>
-      <w:r>
-        <w:rPr>
-          <w:noProof/>
-        </w:rPr>
-        <w:pict w14:anchorId="0085CF42">
-          <v:shapetype id="_x0000_t75" coordsize="21600,21600" o:spt="75" o:preferrelative="t" path="m@4@5l@4@11@9@11@9@5xe" filled="f" stroked="f">
-            <v:stroke joinstyle="miter"/>
-            <v:formulas>
-              <v:f eqn="if lineDrawn pixelLineWidth 0"/>
-              <v:f eqn="sum @0 1 0"/>
-              <v:f eqn="sum 0 0 @1"/>
-              <v:f eqn="prod @2 1 2"/>
-              <v:f eqn="prod @3 21600 pixelWidth"/>
-              <v:f eqn="prod @3 21600 pixelHeight"/>
-              <v:f eqn="sum @0 0 1"/>
-              <v:f eqn="prod @6 1 2"/>
-              <v:f eqn="prod @7 21600 pixelWidth"/>
-              <v:f eqn="sum @8 21600 0"/>
-              <v:f eqn="prod @7 21600 pixelHeight"/>
-              <v:f eqn="sum @10 21600 0"/>
-            </v:formulas>
-            <v:path o:extrusionok="f" gradientshapeok="t" o:connecttype="rect"/>
-            <o:lock v:ext="edit" aspectratio="t"/>
-          </v:shapetype>
-          <v:shape id="図 1" o:spid="_x0000_i1031" type="#_x0000_t75" style="width:785.25pt;height:324pt;visibility:visible;mso-wrap-style:square">
-            <v:imagedata r:id="rId11" o:title=""/>
-          </v:shape>
-        </w:pict>
-      </w:r>
     </w:p>
     <w:sectPr>
-      <w:headerReference w:type="default" r:id="rId12"/>
-      <w:footerReference w:type="even" r:id="rId13"/>
+      <w:headerReference w:type="default" r:id="rId11"/>
+      <w:footerReference w:type="even" r:id="rId12"/>
       <w:type w:val="continuous"/>
       <w:pgSz w:w="16838" w:h="11906" w:orient="landscape" w:code="9"/>
       <w:pgMar w:top="1134" w:right="567" w:bottom="397" w:left="567" w:header="510" w:footer="397" w:gutter="794"/>
@@ -4416,7 +4328,7 @@
 </file>
 
 <file path=customXml/itemProps4.xml><?xml version="1.0" encoding="utf-8"?>
-<ds:datastoreItem xmlns:ds="http://schemas.openxmlformats.org/officeDocument/2006/customXml" ds:itemID="{07B13577-BBA1-4317-8144-94ED4C4AA191}">
+<ds:datastoreItem xmlns:ds="http://schemas.openxmlformats.org/officeDocument/2006/customXml" ds:itemID="{D59E5F29-DFA7-40C4-A787-33CAC9EC5473}">
   <ds:schemaRefs>
     <ds:schemaRef ds:uri="http://schemas.openxmlformats.org/officeDocument/2006/bibliography"/>
   </ds:schemaRefs>
